--- a/Lab2Report.docx
+++ b/Lab2Report.docx
@@ -65,6 +65,634 @@
     </w:p>
     <w:p>
       <w:pPr>
+        <w:pStyle w:val="ListParagraph"/>
+      </w:pPr>
+    </w:p>
+    <w:p>
+      <w:pPr>
+        <w:pStyle w:val="ListParagraph"/>
+      </w:pPr>
+      <w:r>
+        <w:rPr>
+          <w:b/>
+          <w:bCs/>
+        </w:rPr>
+        <w:t>UPD</w:t>
+      </w:r>
+      <w:r>
+        <w:t>:</w:t>
+      </w:r>
+    </w:p>
+    <w:p>
+      <w:pPr>
+        <w:pStyle w:val="ListParagraph"/>
+      </w:pPr>
+      <w:r>
+        <w:t>Format-&gt;Edit interactions-&gt;Select slicer (subcategory filter)-&gt;press none</w:t>
+      </w:r>
+      <w:r>
+        <w:rPr>
+          <w:noProof/>
+        </w:rPr>
+        <w:t xml:space="preserve"> </w:t>
+      </w:r>
+      <w:r>
+        <w:drawing>
+          <wp:inline distT="0" distB="0" distL="0" distR="0" wp14:anchorId="0C15EA9F" wp14:editId="3FD67E86">
+            <wp:extent cx="76211" cy="85737"/>
+            <wp:effectExtent l="0" t="0" r="0" b="9525"/>
+            <wp:docPr id="38356248" name="Picture 1"/>
+            <wp:cNvGraphicFramePr>
+              <a:graphicFrameLocks xmlns:a="http://schemas.openxmlformats.org/drawingml/2006/main" noChangeAspect="1"/>
+            </wp:cNvGraphicFramePr>
+            <a:graphic xmlns:a="http://schemas.openxmlformats.org/drawingml/2006/main">
+              <a:graphicData uri="http://schemas.openxmlformats.org/drawingml/2006/picture">
+                <pic:pic xmlns:pic="http://schemas.openxmlformats.org/drawingml/2006/picture">
+                  <pic:nvPicPr>
+                    <pic:cNvPr id="38356248" name=""/>
+                    <pic:cNvPicPr/>
+                  </pic:nvPicPr>
+                  <pic:blipFill>
+                    <a:blip r:embed="rId5"/>
+                    <a:stretch>
+                      <a:fillRect/>
+                    </a:stretch>
+                  </pic:blipFill>
+                  <pic:spPr>
+                    <a:xfrm>
+                      <a:off x="0" y="0"/>
+                      <a:ext cx="76211" cy="85737"/>
+                    </a:xfrm>
+                    <a:prstGeom prst="rect">
+                      <a:avLst/>
+                    </a:prstGeom>
+                  </pic:spPr>
+                </pic:pic>
+              </a:graphicData>
+            </a:graphic>
+          </wp:inline>
+        </w:drawing>
+      </w:r>
+      <w:r>
+        <w:t xml:space="preserve"> button in visual </w:t>
+      </w:r>
+      <w:r>
+        <w:t>(Total Amount of Sales).</w:t>
+      </w:r>
+    </w:p>
+    <w:p>
+      <w:pPr>
+        <w:pStyle w:val="ListParagraph"/>
+      </w:pPr>
+      <w:r>
+        <w:t>Also, edit</w:t>
+      </w:r>
+      <w:r>
+        <w:t xml:space="preserve"> interactions-&gt;Select slicer (</w:t>
+      </w:r>
+      <w:r>
+        <w:t>OrderDateYear</w:t>
+      </w:r>
+      <w:r>
+        <w:t xml:space="preserve"> filter)-&gt;press none</w:t>
+      </w:r>
+      <w:r>
+        <w:rPr>
+          <w:noProof/>
+        </w:rPr>
+        <w:t xml:space="preserve"> </w:t>
+      </w:r>
+      <w:r>
+        <w:drawing>
+          <wp:inline distT="0" distB="0" distL="0" distR="0" wp14:anchorId="74374F80" wp14:editId="08F1DC29">
+            <wp:extent cx="76211" cy="85737"/>
+            <wp:effectExtent l="0" t="0" r="0" b="9525"/>
+            <wp:docPr id="734619701" name="Picture 1"/>
+            <wp:cNvGraphicFramePr>
+              <a:graphicFrameLocks xmlns:a="http://schemas.openxmlformats.org/drawingml/2006/main" noChangeAspect="1"/>
+            </wp:cNvGraphicFramePr>
+            <a:graphic xmlns:a="http://schemas.openxmlformats.org/drawingml/2006/main">
+              <a:graphicData uri="http://schemas.openxmlformats.org/drawingml/2006/picture">
+                <pic:pic xmlns:pic="http://schemas.openxmlformats.org/drawingml/2006/picture">
+                  <pic:nvPicPr>
+                    <pic:cNvPr id="38356248" name=""/>
+                    <pic:cNvPicPr/>
+                  </pic:nvPicPr>
+                  <pic:blipFill>
+                    <a:blip r:embed="rId5"/>
+                    <a:stretch>
+                      <a:fillRect/>
+                    </a:stretch>
+                  </pic:blipFill>
+                  <pic:spPr>
+                    <a:xfrm>
+                      <a:off x="0" y="0"/>
+                      <a:ext cx="76211" cy="85737"/>
+                    </a:xfrm>
+                    <a:prstGeom prst="rect">
+                      <a:avLst/>
+                    </a:prstGeom>
+                  </pic:spPr>
+                </pic:pic>
+              </a:graphicData>
+            </a:graphic>
+          </wp:inline>
+        </w:drawing>
+      </w:r>
+      <w:r>
+        <w:t xml:space="preserve"> button in visual</w:t>
+      </w:r>
+      <w:r>
+        <w:t xml:space="preserve"> </w:t>
+      </w:r>
+      <w:r>
+        <w:t>(Total Amount of Sales).</w:t>
+      </w:r>
+    </w:p>
+    <w:p>
+      <w:pPr>
+        <w:pStyle w:val="ListParagraph"/>
+      </w:pPr>
+      <w:r>
+        <w:t>Total Amount Sales shows total sales for all years and categories, without any filtering.</w:t>
+      </w:r>
+    </w:p>
+    <w:p>
+      <w:pPr>
+        <w:pStyle w:val="ListParagraph"/>
+      </w:pPr>
+      <w:r>
+        <w:rPr>
+          <w:noProof/>
+        </w:rPr>
+        <mc:AlternateContent>
+          <mc:Choice Requires="wpi">
+            <w:drawing>
+              <wp:anchor distT="0" distB="0" distL="114300" distR="114300" simplePos="0" relativeHeight="251679744" behindDoc="0" locked="0" layoutInCell="1" allowOverlap="1" wp14:anchorId="42DB04DB" wp14:editId="16E514C8">
+                <wp:simplePos x="0" y="0"/>
+                <wp:positionH relativeFrom="column">
+                  <wp:posOffset>1783495</wp:posOffset>
+                </wp:positionH>
+                <wp:positionV relativeFrom="paragraph">
+                  <wp:posOffset>319860</wp:posOffset>
+                </wp:positionV>
+                <wp:extent cx="360" cy="1440"/>
+                <wp:effectExtent l="38100" t="38100" r="38100" b="36830"/>
+                <wp:wrapNone/>
+                <wp:docPr id="789463764" name="Ink 22"/>
+                <wp:cNvGraphicFramePr/>
+                <a:graphic xmlns:a="http://schemas.openxmlformats.org/drawingml/2006/main">
+                  <a:graphicData uri="http://schemas.microsoft.com/office/word/2010/wordprocessingInk">
+                    <w14:contentPart bwMode="auto" r:id="rId6">
+                      <w14:nvContentPartPr>
+                        <w14:cNvContentPartPr/>
+                      </w14:nvContentPartPr>
+                      <w14:xfrm>
+                        <a:off x="0" y="0"/>
+                        <a:ext cx="360" cy="1440"/>
+                      </w14:xfrm>
+                    </w14:contentPart>
+                  </a:graphicData>
+                </a:graphic>
+              </wp:anchor>
+            </w:drawing>
+          </mc:Choice>
+          <mc:Fallback>
+            <w:pict>
+              <v:shapetype w14:anchorId="316CE5E6" id="_x0000_t75" coordsize="21600,21600" o:spt="75" o:preferrelative="t" path="m@4@5l@4@11@9@11@9@5xe" filled="f" stroked="f">
+                <v:stroke joinstyle="miter"/>
+                <v:formulas>
+                  <v:f eqn="if lineDrawn pixelLineWidth 0"/>
+                  <v:f eqn="sum @0 1 0"/>
+                  <v:f eqn="sum 0 0 @1"/>
+                  <v:f eqn="prod @2 1 2"/>
+                  <v:f eqn="prod @3 21600 pixelWidth"/>
+                  <v:f eqn="prod @3 21600 pixelHeight"/>
+                  <v:f eqn="sum @0 0 1"/>
+                  <v:f eqn="prod @6 1 2"/>
+                  <v:f eqn="prod @7 21600 pixelWidth"/>
+                  <v:f eqn="sum @8 21600 0"/>
+                  <v:f eqn="prod @7 21600 pixelHeight"/>
+                  <v:f eqn="sum @10 21600 0"/>
+                </v:formulas>
+                <v:path o:extrusionok="f" gradientshapeok="t" o:connecttype="rect"/>
+                <o:lock v:ext="edit" aspectratio="t"/>
+              </v:shapetype>
+              <v:shape id="Ink 22" o:spid="_x0000_s1026" type="#_x0000_t75" style="position:absolute;margin-left:139.95pt;margin-top:24.7pt;width:1.05pt;height:1.1pt;z-index:251679744;visibility:visible;mso-wrap-style:square;mso-wrap-distance-left:9pt;mso-wrap-distance-top:0;mso-wrap-distance-right:9pt;mso-wrap-distance-bottom:0;mso-position-horizontal:absolute;mso-position-horizontal-relative:text;mso-position-vertical:absolute;mso-position-vertical-relative:text" o:gfxdata="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">
+                <v:imagedata r:id="rId7" o:title=""/>
+              </v:shape>
+            </w:pict>
+          </mc:Fallback>
+        </mc:AlternateContent>
+      </w:r>
+      <w:r>
+        <w:rPr>
+          <w:noProof/>
+        </w:rPr>
+        <mc:AlternateContent>
+          <mc:Choice Requires="wpi">
+            <w:drawing>
+              <wp:anchor distT="0" distB="0" distL="114300" distR="114300" simplePos="0" relativeHeight="251678720" behindDoc="0" locked="0" layoutInCell="1" allowOverlap="1" wp14:anchorId="41BF5457" wp14:editId="65ECEE3D">
+                <wp:simplePos x="0" y="0"/>
+                <wp:positionH relativeFrom="column">
+                  <wp:posOffset>2004695</wp:posOffset>
+                </wp:positionH>
+                <wp:positionV relativeFrom="paragraph">
+                  <wp:posOffset>884555</wp:posOffset>
+                </wp:positionV>
+                <wp:extent cx="121645" cy="184100"/>
+                <wp:effectExtent l="38100" t="38100" r="50165" b="45085"/>
+                <wp:wrapNone/>
+                <wp:docPr id="591020875" name="Ink 21"/>
+                <wp:cNvGraphicFramePr/>
+                <a:graphic xmlns:a="http://schemas.openxmlformats.org/drawingml/2006/main">
+                  <a:graphicData uri="http://schemas.microsoft.com/office/word/2010/wordprocessingInk">
+                    <w14:contentPart bwMode="auto" r:id="rId8">
+                      <w14:nvContentPartPr>
+                        <w14:cNvContentPartPr/>
+                      </w14:nvContentPartPr>
+                      <w14:xfrm>
+                        <a:off x="0" y="0"/>
+                        <a:ext cx="121645" cy="184100"/>
+                      </w14:xfrm>
+                    </w14:contentPart>
+                  </a:graphicData>
+                </a:graphic>
+              </wp:anchor>
+            </w:drawing>
+          </mc:Choice>
+          <mc:Fallback>
+            <w:pict>
+              <v:shape w14:anchorId="58756817" id="Ink 21" o:spid="_x0000_s1026" type="#_x0000_t75" style="position:absolute;margin-left:157.35pt;margin-top:69.15pt;width:10.6pt;height:15.5pt;z-index:251678720;visibility:visible;mso-wrap-style:square;mso-wrap-distance-left:9pt;mso-wrap-distance-top:0;mso-wrap-distance-right:9pt;mso-wrap-distance-bottom:0;mso-position-horizontal:absolute;mso-position-horizontal-relative:text;mso-position-vertical:absolute;mso-position-vertical-relative:text" o:gfxdata="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">
+                <v:imagedata r:id="rId9" o:title=""/>
+              </v:shape>
+            </w:pict>
+          </mc:Fallback>
+        </mc:AlternateContent>
+      </w:r>
+      <w:r>
+        <w:rPr>
+          <w:noProof/>
+        </w:rPr>
+        <mc:AlternateContent>
+          <mc:Choice Requires="wpi">
+            <w:drawing>
+              <wp:anchor distT="0" distB="0" distL="114300" distR="114300" simplePos="0" relativeHeight="251675648" behindDoc="0" locked="0" layoutInCell="1" allowOverlap="1" wp14:anchorId="6988482E" wp14:editId="63466240">
+                <wp:simplePos x="0" y="0"/>
+                <wp:positionH relativeFrom="column">
+                  <wp:posOffset>2786380</wp:posOffset>
+                </wp:positionH>
+                <wp:positionV relativeFrom="paragraph">
+                  <wp:posOffset>1467485</wp:posOffset>
+                </wp:positionV>
+                <wp:extent cx="395030" cy="248285"/>
+                <wp:effectExtent l="38100" t="38100" r="24130" b="37465"/>
+                <wp:wrapNone/>
+                <wp:docPr id="1839736797" name="Ink 18"/>
+                <wp:cNvGraphicFramePr/>
+                <a:graphic xmlns:a="http://schemas.openxmlformats.org/drawingml/2006/main">
+                  <a:graphicData uri="http://schemas.microsoft.com/office/word/2010/wordprocessingInk">
+                    <w14:contentPart bwMode="auto" r:id="rId10">
+                      <w14:nvContentPartPr>
+                        <w14:cNvContentPartPr/>
+                      </w14:nvContentPartPr>
+                      <w14:xfrm>
+                        <a:off x="0" y="0"/>
+                        <a:ext cx="395030" cy="248285"/>
+                      </w14:xfrm>
+                    </w14:contentPart>
+                  </a:graphicData>
+                </a:graphic>
+              </wp:anchor>
+            </w:drawing>
+          </mc:Choice>
+          <mc:Fallback>
+            <w:pict>
+              <v:shape w14:anchorId="531CB88D" id="Ink 18" o:spid="_x0000_s1026" type="#_x0000_t75" style="position:absolute;margin-left:218.9pt;margin-top:115.05pt;width:32.05pt;height:20.5pt;z-index:251675648;visibility:visible;mso-wrap-style:square;mso-wrap-distance-left:9pt;mso-wrap-distance-top:0;mso-wrap-distance-right:9pt;mso-wrap-distance-bottom:0;mso-position-horizontal:absolute;mso-position-horizontal-relative:text;mso-position-vertical:absolute;mso-position-vertical-relative:text" o:gfxdata="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">
+                <v:imagedata r:id="rId11" o:title=""/>
+              </v:shape>
+            </w:pict>
+          </mc:Fallback>
+        </mc:AlternateContent>
+      </w:r>
+      <w:r>
+        <w:rPr>
+          <w:noProof/>
+        </w:rPr>
+        <mc:AlternateContent>
+          <mc:Choice Requires="wpi">
+            <w:drawing>
+              <wp:anchor distT="0" distB="0" distL="114300" distR="114300" simplePos="0" relativeHeight="251672576" behindDoc="0" locked="0" layoutInCell="1" allowOverlap="1" wp14:anchorId="188EB0CE" wp14:editId="4404F7CA">
+                <wp:simplePos x="0" y="0"/>
+                <wp:positionH relativeFrom="column">
+                  <wp:posOffset>764335</wp:posOffset>
+                </wp:positionH>
+                <wp:positionV relativeFrom="paragraph">
+                  <wp:posOffset>212940</wp:posOffset>
+                </wp:positionV>
+                <wp:extent cx="186840" cy="196560"/>
+                <wp:effectExtent l="38100" t="38100" r="41910" b="51435"/>
+                <wp:wrapNone/>
+                <wp:docPr id="1838480494" name="Ink 15"/>
+                <wp:cNvGraphicFramePr/>
+                <a:graphic xmlns:a="http://schemas.openxmlformats.org/drawingml/2006/main">
+                  <a:graphicData uri="http://schemas.microsoft.com/office/word/2010/wordprocessingInk">
+                    <w14:contentPart bwMode="auto" r:id="rId12">
+                      <w14:nvContentPartPr>
+                        <w14:cNvContentPartPr/>
+                      </w14:nvContentPartPr>
+                      <w14:xfrm>
+                        <a:off x="0" y="0"/>
+                        <a:ext cx="186840" cy="196560"/>
+                      </w14:xfrm>
+                    </w14:contentPart>
+                  </a:graphicData>
+                </a:graphic>
+              </wp:anchor>
+            </w:drawing>
+          </mc:Choice>
+          <mc:Fallback>
+            <w:pict>
+              <v:shape w14:anchorId="6C61221B" id="Ink 15" o:spid="_x0000_s1026" type="#_x0000_t75" style="position:absolute;margin-left:59.7pt;margin-top:16.25pt;width:15.7pt;height:16.5pt;z-index:251672576;visibility:visible;mso-wrap-style:square;mso-wrap-distance-left:9pt;mso-wrap-distance-top:0;mso-wrap-distance-right:9pt;mso-wrap-distance-bottom:0;mso-position-horizontal:absolute;mso-position-horizontal-relative:text;mso-position-vertical:absolute;mso-position-vertical-relative:text" o:gfxdata="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">
+                <v:imagedata r:id="rId13" o:title=""/>
+              </v:shape>
+            </w:pict>
+          </mc:Fallback>
+        </mc:AlternateContent>
+      </w:r>
+      <w:r>
+        <w:rPr>
+          <w:noProof/>
+        </w:rPr>
+        <mc:AlternateContent>
+          <mc:Choice Requires="wpi">
+            <w:drawing>
+              <wp:anchor distT="0" distB="0" distL="114300" distR="114300" simplePos="0" relativeHeight="251670528" behindDoc="0" locked="0" layoutInCell="1" allowOverlap="1" wp14:anchorId="2B3AEA1D" wp14:editId="06505E5A">
+                <wp:simplePos x="0" y="0"/>
+                <wp:positionH relativeFrom="column">
+                  <wp:posOffset>2627630</wp:posOffset>
+                </wp:positionH>
+                <wp:positionV relativeFrom="paragraph">
+                  <wp:posOffset>77470</wp:posOffset>
+                </wp:positionV>
+                <wp:extent cx="91050" cy="140615"/>
+                <wp:effectExtent l="38100" t="38100" r="23495" b="50165"/>
+                <wp:wrapNone/>
+                <wp:docPr id="313053904" name="Ink 12"/>
+                <wp:cNvGraphicFramePr/>
+                <a:graphic xmlns:a="http://schemas.openxmlformats.org/drawingml/2006/main">
+                  <a:graphicData uri="http://schemas.microsoft.com/office/word/2010/wordprocessingInk">
+                    <w14:contentPart bwMode="auto" r:id="rId14">
+                      <w14:nvContentPartPr>
+                        <w14:cNvContentPartPr/>
+                      </w14:nvContentPartPr>
+                      <w14:xfrm>
+                        <a:off x="0" y="0"/>
+                        <a:ext cx="91050" cy="140615"/>
+                      </w14:xfrm>
+                    </w14:contentPart>
+                  </a:graphicData>
+                </a:graphic>
+              </wp:anchor>
+            </w:drawing>
+          </mc:Choice>
+          <mc:Fallback>
+            <w:pict>
+              <v:shape w14:anchorId="41B4F502" id="Ink 12" o:spid="_x0000_s1026" type="#_x0000_t75" style="position:absolute;margin-left:206.4pt;margin-top:5.6pt;width:8.15pt;height:12.05pt;z-index:251670528;visibility:visible;mso-wrap-style:square;mso-wrap-distance-left:9pt;mso-wrap-distance-top:0;mso-wrap-distance-right:9pt;mso-wrap-distance-bottom:0;mso-position-horizontal:absolute;mso-position-horizontal-relative:text;mso-position-vertical:absolute;mso-position-vertical-relative:text" o:gfxdata="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">
+                <v:imagedata r:id="rId15" o:title=""/>
+              </v:shape>
+            </w:pict>
+          </mc:Fallback>
+        </mc:AlternateContent>
+      </w:r>
+      <w:r>
+        <w:rPr>
+          <w:noProof/>
+        </w:rPr>
+        <mc:AlternateContent>
+          <mc:Choice Requires="wpi">
+            <w:drawing>
+              <wp:anchor distT="0" distB="0" distL="114300" distR="114300" simplePos="0" relativeHeight="251671552" behindDoc="0" locked="0" layoutInCell="1" allowOverlap="1" wp14:anchorId="339732A2" wp14:editId="54405319">
+                <wp:simplePos x="0" y="0"/>
+                <wp:positionH relativeFrom="column">
+                  <wp:posOffset>1767840</wp:posOffset>
+                </wp:positionH>
+                <wp:positionV relativeFrom="paragraph">
+                  <wp:posOffset>801370</wp:posOffset>
+                </wp:positionV>
+                <wp:extent cx="159310" cy="193175"/>
+                <wp:effectExtent l="38100" t="38100" r="50800" b="35560"/>
+                <wp:wrapNone/>
+                <wp:docPr id="1354347726" name="Ink 13"/>
+                <wp:cNvGraphicFramePr/>
+                <a:graphic xmlns:a="http://schemas.openxmlformats.org/drawingml/2006/main">
+                  <a:graphicData uri="http://schemas.microsoft.com/office/word/2010/wordprocessingInk">
+                    <w14:contentPart bwMode="auto" r:id="rId16">
+                      <w14:nvContentPartPr>
+                        <w14:cNvContentPartPr/>
+                      </w14:nvContentPartPr>
+                      <w14:xfrm>
+                        <a:off x="0" y="0"/>
+                        <a:ext cx="159310" cy="193175"/>
+                      </w14:xfrm>
+                    </w14:contentPart>
+                  </a:graphicData>
+                </a:graphic>
+              </wp:anchor>
+            </w:drawing>
+          </mc:Choice>
+          <mc:Fallback>
+            <w:pict>
+              <v:shape w14:anchorId="78C431AC" id="Ink 13" o:spid="_x0000_s1026" type="#_x0000_t75" style="position:absolute;margin-left:138.7pt;margin-top:62.6pt;width:13.55pt;height:16.15pt;z-index:251671552;visibility:visible;mso-wrap-style:square;mso-wrap-distance-left:9pt;mso-wrap-distance-top:0;mso-wrap-distance-right:9pt;mso-wrap-distance-bottom:0;mso-position-horizontal:absolute;mso-position-horizontal-relative:text;mso-position-vertical:absolute;mso-position-vertical-relative:text" o:gfxdata="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">
+                <v:imagedata r:id="rId17" o:title=""/>
+              </v:shape>
+            </w:pict>
+          </mc:Fallback>
+        </mc:AlternateContent>
+      </w:r>
+      <w:r>
+        <w:rPr>
+          <w:noProof/>
+        </w:rPr>
+        <mc:AlternateContent>
+          <mc:Choice Requires="wpi">
+            <w:drawing>
+              <wp:anchor distT="0" distB="0" distL="114300" distR="114300" simplePos="0" relativeHeight="251661312" behindDoc="0" locked="0" layoutInCell="1" allowOverlap="1" wp14:anchorId="1A1BE944" wp14:editId="3A34F1DE">
+                <wp:simplePos x="0" y="0"/>
+                <wp:positionH relativeFrom="column">
+                  <wp:posOffset>2500975</wp:posOffset>
+                </wp:positionH>
+                <wp:positionV relativeFrom="paragraph">
+                  <wp:posOffset>1716660</wp:posOffset>
+                </wp:positionV>
+                <wp:extent cx="360" cy="23760"/>
+                <wp:effectExtent l="38100" t="38100" r="38100" b="52705"/>
+                <wp:wrapNone/>
+                <wp:docPr id="1215566348" name="Ink 3"/>
+                <wp:cNvGraphicFramePr/>
+                <a:graphic xmlns:a="http://schemas.openxmlformats.org/drawingml/2006/main">
+                  <a:graphicData uri="http://schemas.microsoft.com/office/word/2010/wordprocessingInk">
+                    <w14:contentPart bwMode="auto" r:id="rId18">
+                      <w14:nvContentPartPr>
+                        <w14:cNvContentPartPr/>
+                      </w14:nvContentPartPr>
+                      <w14:xfrm>
+                        <a:off x="0" y="0"/>
+                        <a:ext cx="360" cy="23760"/>
+                      </w14:xfrm>
+                    </w14:contentPart>
+                  </a:graphicData>
+                </a:graphic>
+              </wp:anchor>
+            </w:drawing>
+          </mc:Choice>
+          <mc:Fallback>
+            <w:pict>
+              <v:shape w14:anchorId="263FC925" id="Ink 3" o:spid="_x0000_s1026" type="#_x0000_t75" style="position:absolute;margin-left:196.45pt;margin-top:134.65pt;width:1.05pt;height:2.85pt;z-index:251661312;visibility:visible;mso-wrap-style:square;mso-wrap-distance-left:9pt;mso-wrap-distance-top:0;mso-wrap-distance-right:9pt;mso-wrap-distance-bottom:0;mso-position-horizontal:absolute;mso-position-horizontal-relative:text;mso-position-vertical:absolute;mso-position-vertical-relative:text" o:gfxdata="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">
+                <v:imagedata r:id="rId19" o:title=""/>
+              </v:shape>
+            </w:pict>
+          </mc:Fallback>
+        </mc:AlternateContent>
+      </w:r>
+      <w:r>
+        <w:rPr>
+          <w:noProof/>
+        </w:rPr>
+        <mc:AlternateContent>
+          <mc:Choice Requires="wpi">
+            <w:drawing>
+              <wp:anchor distT="0" distB="0" distL="114300" distR="114300" simplePos="0" relativeHeight="251660288" behindDoc="0" locked="0" layoutInCell="1" allowOverlap="1" wp14:anchorId="284DEB49" wp14:editId="6C236E95">
+                <wp:simplePos x="0" y="0"/>
+                <wp:positionH relativeFrom="column">
+                  <wp:posOffset>353935</wp:posOffset>
+                </wp:positionH>
+                <wp:positionV relativeFrom="paragraph">
+                  <wp:posOffset>121860</wp:posOffset>
+                </wp:positionV>
+                <wp:extent cx="382320" cy="288000"/>
+                <wp:effectExtent l="38100" t="38100" r="0" b="36195"/>
+                <wp:wrapNone/>
+                <wp:docPr id="1194554763" name="Ink 2"/>
+                <wp:cNvGraphicFramePr/>
+                <a:graphic xmlns:a="http://schemas.openxmlformats.org/drawingml/2006/main">
+                  <a:graphicData uri="http://schemas.microsoft.com/office/word/2010/wordprocessingInk">
+                    <w14:contentPart bwMode="auto" r:id="rId20">
+                      <w14:nvContentPartPr>
+                        <w14:cNvContentPartPr/>
+                      </w14:nvContentPartPr>
+                      <w14:xfrm>
+                        <a:off x="0" y="0"/>
+                        <a:ext cx="382320" cy="288000"/>
+                      </w14:xfrm>
+                    </w14:contentPart>
+                  </a:graphicData>
+                </a:graphic>
+              </wp:anchor>
+            </w:drawing>
+          </mc:Choice>
+          <mc:Fallback>
+            <w:pict>
+              <v:shape w14:anchorId="21FF39A8" id="Ink 2" o:spid="_x0000_s1026" type="#_x0000_t75" style="position:absolute;margin-left:27.35pt;margin-top:9.1pt;width:31.05pt;height:23.7pt;z-index:251660288;visibility:visible;mso-wrap-style:square;mso-wrap-distance-left:9pt;mso-wrap-distance-top:0;mso-wrap-distance-right:9pt;mso-wrap-distance-bottom:0;mso-position-horizontal:absolute;mso-position-horizontal-relative:text;mso-position-vertical:absolute;mso-position-vertical-relative:text" o:gfxdata="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">
+                <v:imagedata r:id="rId21" o:title=""/>
+              </v:shape>
+            </w:pict>
+          </mc:Fallback>
+        </mc:AlternateContent>
+      </w:r>
+      <w:r>
+        <w:rPr>
+          <w:noProof/>
+        </w:rPr>
+        <mc:AlternateContent>
+          <mc:Choice Requires="wpi">
+            <w:drawing>
+              <wp:anchor distT="0" distB="0" distL="114300" distR="114300" simplePos="0" relativeHeight="251659264" behindDoc="0" locked="0" layoutInCell="1" allowOverlap="1" wp14:anchorId="509AE2D0" wp14:editId="3F1C3D39">
+                <wp:simplePos x="0" y="0"/>
+                <wp:positionH relativeFrom="column">
+                  <wp:posOffset>2234215</wp:posOffset>
+                </wp:positionH>
+                <wp:positionV relativeFrom="paragraph">
+                  <wp:posOffset>-10980</wp:posOffset>
+                </wp:positionV>
+                <wp:extent cx="307440" cy="225360"/>
+                <wp:effectExtent l="38100" t="38100" r="0" b="41910"/>
+                <wp:wrapNone/>
+                <wp:docPr id="494046351" name="Ink 1"/>
+                <wp:cNvGraphicFramePr/>
+                <a:graphic xmlns:a="http://schemas.openxmlformats.org/drawingml/2006/main">
+                  <a:graphicData uri="http://schemas.microsoft.com/office/word/2010/wordprocessingInk">
+                    <w14:contentPart bwMode="auto" r:id="rId22">
+                      <w14:nvContentPartPr>
+                        <w14:cNvContentPartPr/>
+                      </w14:nvContentPartPr>
+                      <w14:xfrm>
+                        <a:off x="0" y="0"/>
+                        <a:ext cx="307440" cy="225360"/>
+                      </w14:xfrm>
+                    </w14:contentPart>
+                  </a:graphicData>
+                </a:graphic>
+              </wp:anchor>
+            </w:drawing>
+          </mc:Choice>
+          <mc:Fallback>
+            <w:pict>
+              <v:shape w14:anchorId="464B7AD7" id="Ink 1" o:spid="_x0000_s1026" type="#_x0000_t75" style="position:absolute;margin-left:175.4pt;margin-top:-1.35pt;width:25.15pt;height:18.75pt;z-index:251659264;visibility:visible;mso-wrap-style:square;mso-wrap-distance-left:9pt;mso-wrap-distance-top:0;mso-wrap-distance-right:9pt;mso-wrap-distance-bottom:0;mso-position-horizontal:absolute;mso-position-horizontal-relative:text;mso-position-vertical:absolute;mso-position-vertical-relative:text" o:gfxdata="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">
+                <v:imagedata r:id="rId23" o:title=""/>
+              </v:shape>
+            </w:pict>
+          </mc:Fallback>
+        </mc:AlternateContent>
+      </w:r>
+      <w:r>
+        <w:t xml:space="preserve"> </w:t>
+      </w:r>
+      <w:r>
+        <w:drawing>
+          <wp:inline distT="0" distB="0" distL="0" distR="0" wp14:anchorId="2756AEF3" wp14:editId="53CBF695">
+            <wp:extent cx="4746658" cy="2990850"/>
+            <wp:effectExtent l="0" t="0" r="0" b="0"/>
+            <wp:docPr id="554731056" name="Picture 1" descr="A screenshot of a computer&#10;&#10;AI-generated content may be incorrect."/>
+            <wp:cNvGraphicFramePr>
+              <a:graphicFrameLocks xmlns:a="http://schemas.openxmlformats.org/drawingml/2006/main" noChangeAspect="1"/>
+            </wp:cNvGraphicFramePr>
+            <a:graphic xmlns:a="http://schemas.openxmlformats.org/drawingml/2006/main">
+              <a:graphicData uri="http://schemas.openxmlformats.org/drawingml/2006/picture">
+                <pic:pic xmlns:pic="http://schemas.openxmlformats.org/drawingml/2006/picture">
+                  <pic:nvPicPr>
+                    <pic:cNvPr id="554731056" name="Picture 1" descr="A screenshot of a computer&#10;&#10;AI-generated content may be incorrect."/>
+                    <pic:cNvPicPr/>
+                  </pic:nvPicPr>
+                  <pic:blipFill>
+                    <a:blip r:embed="rId24"/>
+                    <a:stretch>
+                      <a:fillRect/>
+                    </a:stretch>
+                  </pic:blipFill>
+                  <pic:spPr>
+                    <a:xfrm>
+                      <a:off x="0" y="0"/>
+                      <a:ext cx="4750890" cy="2993517"/>
+                    </a:xfrm>
+                    <a:prstGeom prst="rect">
+                      <a:avLst/>
+                    </a:prstGeom>
+                  </pic:spPr>
+                </pic:pic>
+              </a:graphicData>
+            </a:graphic>
+          </wp:inline>
+        </w:drawing>
+      </w:r>
+    </w:p>
+    <w:p>
+      <w:pPr>
+        <w:ind w:left="720"/>
+      </w:pPr>
+    </w:p>
+    <w:p>
+      <w:pPr>
         <w:numPr>
           <w:ilvl w:val="0"/>
           <w:numId w:val="2"/>
@@ -79,6 +707,10 @@
         <w:ind w:left="360"/>
       </w:pPr>
       <w:r>
+        <w:rPr>
+          <w:noProof/>
+        </w:rPr>
+        <w:lastRenderedPageBreak/>
         <w:drawing>
           <wp:inline distT="0" distB="0" distL="0" distR="0" wp14:anchorId="7978DC2F" wp14:editId="7543E8CC">
             <wp:extent cx="6152515" cy="3397885"/>
@@ -95,7 +727,7 @@
                     <pic:cNvPicPr/>
                   </pic:nvPicPr>
                   <pic:blipFill>
-                    <a:blip r:embed="rId5"/>
+                    <a:blip r:embed="rId25"/>
                     <a:stretch>
                       <a:fillRect/>
                     </a:stretch>
@@ -202,7 +834,6 @@
           <w:b/>
           <w:bCs/>
         </w:rPr>
-        <w:lastRenderedPageBreak/>
         <w:t>60K – Total Quantity of Sales</w:t>
       </w:r>
       <w:r>
@@ -394,6 +1025,7 @@
           <w:b/>
           <w:bCs/>
         </w:rPr>
+        <w:lastRenderedPageBreak/>
         <w:t>Custom Visual</w:t>
       </w:r>
     </w:p>
@@ -474,20 +1106,14 @@
         </w:numPr>
       </w:pPr>
       <w:r>
-        <w:t xml:space="preserve">Add and configure a Map visual to the report. Add necessary tables from the </w:t>
-      </w:r>
-      <w:proofErr w:type="spellStart"/>
-      <w:r>
-        <w:t>AdventureWorks</w:t>
-      </w:r>
-      <w:proofErr w:type="spellEnd"/>
-      <w:r>
-        <w:t xml:space="preserve"> DWH if needed.</w:t>
-      </w:r>
-    </w:p>
-    <w:p>
-      <w:r>
-        <w:lastRenderedPageBreak/>
+        <w:t>Add and configure a Map visual to the report. Add necessary tables from the AdventureWorks DWH if needed.</w:t>
+      </w:r>
+    </w:p>
+    <w:p>
+      <w:r>
+        <w:rPr>
+          <w:noProof/>
+        </w:rPr>
         <w:drawing>
           <wp:inline distT="0" distB="0" distL="0" distR="0" wp14:anchorId="141246F3" wp14:editId="5E17E118">
             <wp:extent cx="6152515" cy="2809240"/>
@@ -504,7 +1130,7 @@
                     <pic:cNvPicPr/>
                   </pic:nvPicPr>
                   <pic:blipFill>
-                    <a:blip r:embed="rId6"/>
+                    <a:blip r:embed="rId26"/>
                     <a:stretch>
                       <a:fillRect/>
                     </a:stretch>
@@ -526,19 +1152,14 @@
       </w:r>
       <w:r>
         <w:br/>
-        <w:t xml:space="preserve">Slicer with hierarchy </w:t>
-      </w:r>
-      <w:proofErr w:type="spellStart"/>
-      <w:r>
-        <w:t>TerritoryGroup</w:t>
-      </w:r>
-      <w:proofErr w:type="spellEnd"/>
-      <w:r>
-        <w:t>-&gt;Country</w:t>
-      </w:r>
-    </w:p>
-    <w:p>
-      <w:r>
+        <w:t>Slicer with hierarchy TerritoryGroup-&gt;Country</w:t>
+      </w:r>
+    </w:p>
+    <w:p>
+      <w:r>
+        <w:rPr>
+          <w:noProof/>
+        </w:rPr>
         <w:drawing>
           <wp:inline distT="0" distB="0" distL="0" distR="0" wp14:anchorId="77934DFF" wp14:editId="138EA843">
             <wp:extent cx="2231409" cy="782571"/>
@@ -555,7 +1176,7 @@
                     <pic:cNvPicPr/>
                   </pic:nvPicPr>
                   <pic:blipFill>
-                    <a:blip r:embed="rId7"/>
+                    <a:blip r:embed="rId27"/>
                     <a:stretch>
                       <a:fillRect/>
                     </a:stretch>
@@ -582,13 +1203,8 @@
       </w:r>
     </w:p>
     <w:p>
-      <w:proofErr w:type="spellStart"/>
-      <w:r>
-        <w:t>ZebraBI</w:t>
-      </w:r>
-      <w:proofErr w:type="spellEnd"/>
-      <w:r>
-        <w:t xml:space="preserve"> Tables Custom visual to get analysis on sales amount by countries</w:t>
+      <w:r>
+        <w:t>ZebraBI Tables Custom visual to get analysis on sales amount by countries</w:t>
       </w:r>
     </w:p>
     <w:p>
@@ -619,6 +1235,10 @@
         <w:ind w:left="720"/>
       </w:pPr>
       <w:r>
+        <w:rPr>
+          <w:noProof/>
+        </w:rPr>
+        <w:lastRenderedPageBreak/>
         <w:drawing>
           <wp:inline distT="0" distB="0" distL="0" distR="0" wp14:anchorId="790BDFBC" wp14:editId="28AB1F03">
             <wp:extent cx="1546746" cy="2900150"/>
@@ -635,7 +1255,7 @@
                     <pic:cNvPicPr/>
                   </pic:nvPicPr>
                   <pic:blipFill>
-                    <a:blip r:embed="rId8"/>
+                    <a:blip r:embed="rId28"/>
                     <a:stretch>
                       <a:fillRect/>
                     </a:stretch>
@@ -664,7 +1284,6 @@
         </w:numPr>
       </w:pPr>
       <w:r>
-        <w:lastRenderedPageBreak/>
         <w:t>Publish the report to Power BI Service Portal and include the screenshot of published report into lab work results email.</w:t>
       </w:r>
     </w:p>
@@ -703,12 +1322,49 @@
     </w:p>
     <w:p>
       <w:pPr>
+        <w:ind w:left="720"/>
+      </w:pPr>
+      <w:r>
+        <w:t>UPD:</w:t>
+      </w:r>
+    </w:p>
+    <w:p>
+      <w:pPr>
+        <w:ind w:left="720"/>
+      </w:pPr>
+      <w:hyperlink r:id="rId29" w:history="1">
+        <w:r>
+          <w:rPr>
+            <w:rStyle w:val="Hyperlink"/>
+          </w:rPr>
+          <w:t>https://app.powerbi.com/groups/me/repo</w:t>
+        </w:r>
+        <w:r>
+          <w:rPr>
+            <w:rStyle w:val="Hyperlink"/>
+          </w:rPr>
+          <w:t>r</w:t>
+        </w:r>
+        <w:r>
+          <w:rPr>
+            <w:rStyle w:val="Hyperlink"/>
+          </w:rPr>
+          <w:t>ts/92848363-4e05-43f5-a963-90749465f7ab/2984e19e057726e8c88d?ctid=b41b72d0-4e9f-4c26-8a69-f949f367c91d&amp;pbi_source=shareVisual&amp;visual=021388d78ec7c8e0aed3&amp;height=592.00&amp;width=529.33&amp;bookmarkGuid=7c9303e3-7ebd-479c-9ca8-d157086bc13c</w:t>
+        </w:r>
+      </w:hyperlink>
+    </w:p>
+    <w:p>
+      <w:pPr>
         <w:ind w:left="360"/>
         <w:rPr>
           <w:lang w:val="ru-RU"/>
         </w:rPr>
       </w:pPr>
       <w:r>
+        <w:rPr>
+          <w:noProof/>
+        </w:rPr>
+        <w:lastRenderedPageBreak/>
         <w:drawing>
           <wp:inline distT="0" distB="0" distL="0" distR="0" wp14:anchorId="1D0ACB31" wp14:editId="0F057158">
             <wp:extent cx="6152515" cy="2911475"/>
@@ -725,7 +1381,7 @@
                     <pic:cNvPicPr/>
                   </pic:nvPicPr>
                   <pic:blipFill>
-                    <a:blip r:embed="rId9"/>
+                    <a:blip r:embed="rId30"/>
                     <a:stretch>
                       <a:fillRect/>
                     </a:stretch>
@@ -752,6 +1408,7 @@
       </w:pPr>
       <w:r>
         <w:rPr>
+          <w:noProof/>
           <w:lang w:val="ru-RU"/>
         </w:rPr>
         <w:drawing>
@@ -770,7 +1427,7 @@
                     <pic:cNvPicPr/>
                   </pic:nvPicPr>
                   <pic:blipFill>
-                    <a:blip r:embed="rId10"/>
+                    <a:blip r:embed="rId31"/>
                     <a:stretch>
                       <a:fillRect/>
                     </a:stretch>
@@ -1953,6 +2610,7 @@
   <w:style w:type="character" w:default="1" w:styleId="DefaultParagraphFont">
     <w:name w:val="Default Paragraph Font"/>
     <w:uiPriority w:val="1"/>
+    <w:semiHidden/>
     <w:unhideWhenUsed/>
   </w:style>
   <w:style w:type="table" w:default="1" w:styleId="TableNormal">
@@ -2266,7 +2924,292 @@
       <w:spacing w:val="5"/>
     </w:rPr>
   </w:style>
+  <w:style w:type="character" w:styleId="Hyperlink">
+    <w:name w:val="Hyperlink"/>
+    <w:basedOn w:val="DefaultParagraphFont"/>
+    <w:uiPriority w:val="99"/>
+    <w:unhideWhenUsed/>
+    <w:rsid w:val="003C7FA0"/>
+    <w:rPr>
+      <w:color w:val="467886" w:themeColor="hyperlink"/>
+      <w:u w:val="single"/>
+    </w:rPr>
+  </w:style>
+  <w:style w:type="character" w:styleId="UnresolvedMention">
+    <w:name w:val="Unresolved Mention"/>
+    <w:basedOn w:val="DefaultParagraphFont"/>
+    <w:uiPriority w:val="99"/>
+    <w:semiHidden/>
+    <w:unhideWhenUsed/>
+    <w:rsid w:val="003C7FA0"/>
+    <w:rPr>
+      <w:color w:val="605E5C"/>
+      <w:shd w:val="clear" w:color="auto" w:fill="E1DFDD"/>
+    </w:rPr>
+  </w:style>
+  <w:style w:type="character" w:styleId="FollowedHyperlink">
+    <w:name w:val="FollowedHyperlink"/>
+    <w:basedOn w:val="DefaultParagraphFont"/>
+    <w:uiPriority w:val="99"/>
+    <w:semiHidden/>
+    <w:unhideWhenUsed/>
+    <w:rsid w:val="003C7FA0"/>
+    <w:rPr>
+      <w:color w:val="96607D" w:themeColor="followedHyperlink"/>
+      <w:u w:val="single"/>
+    </w:rPr>
+  </w:style>
 </w:styles>
+</file>
+
+<file path=word/ink/ink1.xml><?xml version="1.0" encoding="utf-8"?>
+<inkml:ink xmlns:inkml="http://www.w3.org/2003/InkML">
+  <inkml:definitions>
+    <inkml:context xml:id="ctx0">
+      <inkml:inkSource xml:id="inkSrc0">
+        <inkml:traceFormat>
+          <inkml:channel name="X" type="integer" min="-2.14748E9" max="2.14748E9" units="cm"/>
+          <inkml:channel name="Y" type="integer" min="-2.14748E9" max="2.14748E9" units="cm"/>
+          <inkml:channel name="F" type="integer" max="32767" units="dev"/>
+        </inkml:traceFormat>
+        <inkml:channelProperties>
+          <inkml:channelProperty channel="X" name="resolution" value="1000" units="1/cm"/>
+          <inkml:channelProperty channel="Y" name="resolution" value="1000" units="1/cm"/>
+          <inkml:channelProperty channel="F" name="resolution" value="0" units="1/dev"/>
+        </inkml:channelProperties>
+      </inkml:inkSource>
+      <inkml:timestamp xml:id="ts0" timeString="2025-08-10T10:14:53.496"/>
+    </inkml:context>
+    <inkml:brush xml:id="br0">
+      <inkml:brushProperty name="width" value="0.035" units="cm"/>
+      <inkml:brushProperty name="height" value="0.035" units="cm"/>
+    </inkml:brush>
+  </inkml:definitions>
+  <inkml:trace contextRef="#ctx0" brushRef="#br0">1 0 24575,'0'3'0</inkml:trace>
+</inkml:ink>
+</file>
+
+<file path=word/ink/ink2.xml><?xml version="1.0" encoding="utf-8"?>
+<inkml:ink xmlns:inkml="http://www.w3.org/2003/InkML">
+  <inkml:definitions>
+    <inkml:context xml:id="ctx0">
+      <inkml:inkSource xml:id="inkSrc0">
+        <inkml:traceFormat>
+          <inkml:channel name="X" type="integer" min="-2.14748E9" max="2.14748E9" units="cm"/>
+          <inkml:channel name="Y" type="integer" min="-2.14748E9" max="2.14748E9" units="cm"/>
+          <inkml:channel name="F" type="integer" max="32767" units="dev"/>
+        </inkml:traceFormat>
+        <inkml:channelProperties>
+          <inkml:channelProperty channel="X" name="resolution" value="1000" units="1/cm"/>
+          <inkml:channelProperty channel="Y" name="resolution" value="1000" units="1/cm"/>
+          <inkml:channelProperty channel="F" name="resolution" value="0" units="1/dev"/>
+        </inkml:channelProperties>
+      </inkml:inkSource>
+      <inkml:timestamp xml:id="ts0" timeString="2025-08-10T10:14:45.781"/>
+    </inkml:context>
+    <inkml:brush xml:id="br0">
+      <inkml:brushProperty name="width" value="0.035" units="cm"/>
+      <inkml:brushProperty name="height" value="0.035" units="cm"/>
+    </inkml:brush>
+  </inkml:definitions>
+  <inkml:trace contextRef="#ctx0" brushRef="#br0">2 0 24575,'0'56'0,"-2"-22"0,2 1 0,2-1 0,1 0 0,8 39 0,-10-71 0,0 0 0,0 1 0,0-1 0,0 0 0,1 0 0,-1 0 0,0 0 0,1 0 0,0 0 0,-1 0 0,1-1 0,0 1 0,0-1 0,0 1 0,0-1 0,0 0 0,0 1 0,1-1 0,-1 0 0,0-1 0,0 1 0,1 0 0,-1-1 0,1 1 0,-1-1 0,4 1 0,10 0 0,0-1 0,-1 0 0,20-3 0,-5 1 0,13 3-26,-28 0-242,-1-1 0,0 0 1,1-1-1,21-4 0,-25 1-6558</inkml:trace>
+  <inkml:trace contextRef="#ctx0" brushRef="#br0" timeOffset="437.42">338 177 24575,'0'319'-1365,"0"-304"-5461</inkml:trace>
+</inkml:ink>
+</file>
+
+<file path=word/ink/ink3.xml><?xml version="1.0" encoding="utf-8"?>
+<inkml:ink xmlns:inkml="http://www.w3.org/2003/InkML">
+  <inkml:definitions>
+    <inkml:context xml:id="ctx0">
+      <inkml:inkSource xml:id="inkSrc0">
+        <inkml:traceFormat>
+          <inkml:channel name="X" type="integer" min="-2.14748E9" max="2.14748E9" units="cm"/>
+          <inkml:channel name="Y" type="integer" min="-2.14748E9" max="2.14748E9" units="cm"/>
+          <inkml:channel name="F" type="integer" max="32767" units="dev"/>
+        </inkml:traceFormat>
+        <inkml:channelProperties>
+          <inkml:channelProperty channel="X" name="resolution" value="1000" units="1/cm"/>
+          <inkml:channelProperty channel="Y" name="resolution" value="1000" units="1/cm"/>
+          <inkml:channelProperty channel="F" name="resolution" value="0" units="1/dev"/>
+        </inkml:channelProperties>
+      </inkml:inkSource>
+      <inkml:timestamp xml:id="ts0" timeString="2025-08-10T10:14:27.978"/>
+    </inkml:context>
+    <inkml:brush xml:id="br0">
+      <inkml:brushProperty name="width" value="0.035" units="cm"/>
+      <inkml:brushProperty name="height" value="0.035" units="cm"/>
+    </inkml:brush>
+  </inkml:definitions>
+  <inkml:trace contextRef="#ctx0" brushRef="#br0">636 251 24575,'-8'1'0,"0"0"0,0 0 0,1 0 0,-1 1 0,1 0 0,-1 1 0,1-1 0,-12 8 0,-58 38 0,8-5 0,60-40 0,1 2 0,0-1 0,0 1 0,0 0 0,1 1 0,0 0 0,0 0 0,0 0 0,1 1 0,0 0 0,0 0 0,1 1 0,0-1 0,0 1 0,0 1 0,1-1 0,1 0 0,-1 1 0,2 0 0,-1 0 0,1 0 0,0 0 0,1 0 0,0 0 0,0 17 0,2 9-1365,0-20-5461</inkml:trace>
+  <inkml:trace contextRef="#ctx0" brushRef="#br0" timeOffset="602.16">1 464 24575,'5'0'0,"0"1"0,0-1 0,0 1 0,0 1 0,1-1 0,-2 1 0,1 0 0,0 0 0,0 0 0,-1 1 0,1 0 0,8 6 0,50 52 0,-4-5 0,-23-27 0,-29-22 0,0 0 0,1-1 0,-1 0 0,2 0 0,-1-1 0,16 8 0,-21-12 0,-1-1 0,0 1 0,1-1 0,-1 0 0,0 1 0,1-1 0,-1-1 0,1 1 0,-1 0 0,0 0 0,1-1 0,-1 1 0,1-1 0,-1 0 0,0 0 0,0 0 0,0 0 0,0 0 0,1 0 0,-1-1 0,-1 1 0,1-1 0,0 1 0,0-1 0,0 0 0,-1 0 0,1 0 0,-1 1 0,0-2 0,1 1 0,-1 0 0,1-4 0,8-11-195,0 2 0,0-1 0,2 1 0,0 1 0,0 0 0,19-15 0,-20 20-6631</inkml:trace>
+  <inkml:trace contextRef="#ctx0" brushRef="#br0" timeOffset="14680.36">865 76 24575,'0'-4'0,"0"1"0,1 0 0,-1 0 0,1 0 0,0 0 0,0 0 0,0 0 0,1 1 0,-1-1 0,1 0 0,-1 0 0,1 1 0,0-1 0,0 1 0,0 0 0,0-1 0,1 1 0,-1 0 0,0 0 0,1 1 0,0-1 0,5-2 0,-5 2 0,1 0 0,0 0 0,0 1 0,0-1 0,0 1 0,0 0 0,0 1 0,0-1 0,0 1 0,1-1 0,-1 1 0,0 0 0,0 1 0,0-1 0,1 1 0,-1 0 0,4 1 0,-6-1 0,0 0 0,0 1 0,0-1 0,-1 0 0,1 0 0,-1 1 0,1-1 0,-1 1 0,1 0 0,-1-1 0,0 1 0,0 0 0,0 0 0,0 0 0,0 0 0,0 0 0,0 0 0,-1 0 0,1 0 0,-1 0 0,1 0 0,-1 0 0,0 0 0,0 0 0,0 0 0,0 3 0,-1-3 0,1 1 0,0-1 0,0 0 0,0 1 0,1-1 0,-1 0 0,0 0 0,1 1 0,0-1 0,-1 0 0,1 0 0,0 0 0,0 0 0,0 0 0,1 0 0,-1 0 0,0 0 0,1 0 0,-1 0 0,1-1 0,-1 1 0,1-1 0,0 1 0,0-1 0,0 0 0,0 1 0,3 0 0,-2-1 0,0 0 0,0 0 0,0 0 0,0 1 0,-1-1 0,1 1 0,0 0 0,-1 0 0,1 0 0,-1 0 0,1 0 0,-1 0 0,0 1 0,0-1 0,0 1 0,0 0 0,2 4 0,-2 0 0,0 0 0,-1-1 0,0 1 0,0 0 0,0 0 0,-1 0 0,-1 10 0,1-6 0,-1 0 0,-1 0 0,1 0 0,-2 0 0,-6 19 0,9-28 0,-1 0 0,1 0 0,-1 0 0,0 0 0,0 0 0,0 0 0,0 0 0,0-1 0,0 1 0,0 0 0,-1-1 0,1 1 0,-1-1 0,1 1 0,-1-1 0,1 0 0,-1 0 0,0 0 0,0 0 0,1 0 0,-1 0 0,0 0 0,0 0 0,0-1 0,0 1 0,0-1 0,0 1 0,0-1 0,0 0 0,0 0 0,0 0 0,0 0 0,0 0 0,0 0 0,0-1 0,-1 1 0,2-1 0,-1 1 0,-3-2 0,-13-14-1365,12 5-5461</inkml:trace>
+  <inkml:trace contextRef="#ctx0" brushRef="#br0" timeOffset="16482.02">865 75 24575,'-1'-4'0,"1"0"0,0 1 0,0-1 0,0 1 0,1-1 0,0 1 0,-1-1 0,1 1 0,0-1 0,0 1 0,1 0 0,-1-1 0,1 1 0,2-4 0,-1 5 0,-1 0 0,1 0 0,-1 1 0,1-1 0,0 1 0,0-1 0,0 1 0,0 0 0,-1 0 0,1 0 0,1 1 0,-1-1 0,0 1 0,0-1 0,0 1 0,6 0 0,-6 0 0,-1 0 0,1 0 0,-1 0 0,1 0 0,-1 0 0,1 1 0,-1-1 0,1 1 0,-1 0 0,1-1 0,-1 1 0,1 0 0,-1 0 0,0 1 0,0-1 0,1 0 0,2 4 0,-4-4 0,0 1 0,0 0 0,0-1 0,0 1 0,0 0 0,0-1 0,-1 1 0,1 0 0,-1 0 0,1 0 0,-1-1 0,0 1 0,1 0 0,-1 0 0,0 0 0,-1 0 0,1 0 0,-1 3 0,0 2 0,-1-1 0,0 1 0,-1-1 0,0 0 0,0 1 0,0-1 0,-1 0 0,0-1 0,0 1 0,0-1 0,-9 9 0,-5 8 0,19-17 0,14-11 0,62-47 0,-76 53 0,0-1 0,0 0 0,0 1 0,0-1 0,0 1 0,0-1 0,0 1 0,1-1 0,-1 1 0,0 0 0,0 0 0,0 0 0,1-1 0,-1 1 0,0 0 0,0 1 0,1-1 0,-1 0 0,0 0 0,0 0 0,1 1 0,-1-1 0,0 1 0,0-1 0,0 1 0,0-1 0,0 1 0,0 0 0,2 1 0,-1 0 0,0 1 0,0 0 0,0 0 0,0 0 0,-1 0 0,1 0 0,-1 0 0,0 0 0,0 0 0,1 7 0,1 8 0,-1 0 0,0 0 0,-2 18 0,0-30 0,-1 0 0,0-1 0,0 1 0,0-1 0,-1 1 0,0-1 0,0 1 0,0-1 0,-1 0 0,1 0 0,-1 0 0,0-1 0,-1 1 0,1-1 0,-1 1 0,0-1 0,0 0 0,0-1 0,-1 1 0,1-1 0,-1 0 0,0 0 0,0 0 0,0 0 0,0-1 0,0 0 0,-1 0 0,1-1 0,-1 1 0,1-1 0,-1 0 0,0-1 0,1 1 0,-1-1 0,0 0 0,1-1 0,-11-1 0,14 1-76,0 1 1,0 0-1,0-1 0,0 0 0,0 1 0,1-1 0,-1 0 0,0 0 1,0 0-1,1 0 0,-1 0 0,0-1 0,1 1 0,-1 0 1,1-1-1,0 1 0,-3-4 0,-1-5-6750</inkml:trace>
+</inkml:ink>
+</file>
+
+<file path=word/ink/ink4.xml><?xml version="1.0" encoding="utf-8"?>
+<inkml:ink xmlns:inkml="http://www.w3.org/2003/InkML">
+  <inkml:definitions>
+    <inkml:context xml:id="ctx0">
+      <inkml:inkSource xml:id="inkSrc0">
+        <inkml:traceFormat>
+          <inkml:channel name="X" type="integer" min="-2.14748E9" max="2.14748E9" units="cm"/>
+          <inkml:channel name="Y" type="integer" min="-2.14748E9" max="2.14748E9" units="cm"/>
+          <inkml:channel name="F" type="integer" max="32767" units="dev"/>
+        </inkml:traceFormat>
+        <inkml:channelProperties>
+          <inkml:channelProperty channel="X" name="resolution" value="1000" units="1/cm"/>
+          <inkml:channelProperty channel="Y" name="resolution" value="1000" units="1/cm"/>
+          <inkml:channelProperty channel="F" name="resolution" value="0" units="1/dev"/>
+        </inkml:channelProperties>
+      </inkml:inkSource>
+      <inkml:timestamp xml:id="ts0" timeString="2025-08-10T10:14:40.468"/>
+    </inkml:context>
+    <inkml:brush xml:id="br0">
+      <inkml:brushProperty name="width" value="0.035" units="cm"/>
+      <inkml:brushProperty name="height" value="0.035" units="cm"/>
+    </inkml:brush>
+  </inkml:definitions>
+  <inkml:trace contextRef="#ctx0" brushRef="#br0">45 51 24575,'-1'-3'0,"1"1"0,0 0 0,0-1 0,0 1 0,1 0 0,-1-1 0,0 1 0,1 0 0,0-1 0,-1 1 0,1 0 0,0 0 0,0 0 0,0 0 0,0 0 0,1 0 0,-1 0 0,3-2 0,-3 3 0,0 0 0,1 0 0,-1 1 0,1-1 0,-1 1 0,1-1 0,-1 1 0,1-1 0,-1 1 0,1 0 0,-1 0 0,1 0 0,-1 0 0,1 0 0,0 0 0,-1 0 0,1 1 0,-1-1 0,1 0 0,1 2 0,4 0 0,0 1 0,-1 1 0,1-1 0,-1 1 0,0 0 0,0 1 0,-1 0 0,1-1 0,-1 2 0,5 5 0,6 9 0,2 3 0,31 49 0,-44-64 0,-1 1 0,0 0 0,0 0 0,-1 0 0,-1 0 0,1 1 0,-1-1 0,-1 1 0,1 19 0,-2 1 0,1-15 0,-1 0 0,0-1 0,-3 17 0,2-27 0,0 0 0,0-1 0,0 1 0,0-1 0,0 1 0,-1-1 0,0 1 0,1-1 0,-1 0 0,0 0 0,-1 0 0,1 0 0,0 0 0,-1-1 0,0 1 0,1-1 0,-5 3 0,-8 5 0,-1-2 0,1 0 0,-1-1 0,-1-1 0,1 0 0,-1-1 0,0-1 0,0 0 0,-1-1 0,-30 0 0,47-3 0,0 0 0,0 0 0,-1 0 0,1 0 0,0 0 0,0 0 0,0-1 0,-1 1 0,1 0 0,0-1 0,0 1 0,0-1 0,0 1 0,0-1 0,-1 0 0,1 1 0,0-1 0,-1-1 0,2 1 0,0 1 0,-1-1 0,1 0 0,0 1 0,0-1 0,0 0 0,0 1 0,0-1 0,0 1 0,0-1 0,0 0 0,0 1 0,0-1 0,0 1 0,1-1 0,-1 0 0,0 1 0,0-1 0,1 1 0,-1-1 0,0 1 0,1-1 0,-1 1 0,0-1 0,1 0 0,2-2 0,-1 1 0,1-1 0,-1 1 0,1 0 0,0 0 0,0 0 0,0 0 0,0 1 0,0-1 0,0 1 0,0 0 0,5-2 0,9 1 0,-1 0 0,1 1 0,-1 1 0,1 1 0,-1 0 0,0 1 0,1 0 0,-1 2 0,0 0 0,0 0 0,-1 2 0,28 13 0,-22-10-170,1-1-1,-1 0 0,1-2 1,0-1-1,1 0 0,-1-2 1,44 2-1,-51-6-6655</inkml:trace>
+</inkml:ink>
+</file>
+
+<file path=word/ink/ink5.xml><?xml version="1.0" encoding="utf-8"?>
+<inkml:ink xmlns:inkml="http://www.w3.org/2003/InkML">
+  <inkml:definitions>
+    <inkml:context xml:id="ctx0">
+      <inkml:inkSource xml:id="inkSrc0">
+        <inkml:traceFormat>
+          <inkml:channel name="X" type="integer" min="-2.14748E9" max="2.14748E9" units="cm"/>
+          <inkml:channel name="Y" type="integer" min="-2.14748E9" max="2.14748E9" units="cm"/>
+          <inkml:channel name="F" type="integer" max="32767" units="dev"/>
+        </inkml:traceFormat>
+        <inkml:channelProperties>
+          <inkml:channelProperty channel="X" name="resolution" value="1000" units="1/cm"/>
+          <inkml:channelProperty channel="Y" name="resolution" value="1000" units="1/cm"/>
+          <inkml:channelProperty channel="F" name="resolution" value="0" units="1/dev"/>
+        </inkml:channelProperties>
+      </inkml:inkSource>
+      <inkml:timestamp xml:id="ts0" timeString="2025-08-10T10:14:33.738"/>
+    </inkml:context>
+    <inkml:brush xml:id="br0">
+      <inkml:brushProperty name="width" value="0.035" units="cm"/>
+      <inkml:brushProperty name="height" value="0.035" units="cm"/>
+    </inkml:brush>
+  </inkml:definitions>
+  <inkml:trace contextRef="#ctx0" brushRef="#br0">1 162 24575,'2'-5'0,"1"0"0,0 0 0,0 0 0,0 1 0,0-1 0,1 1 0,0 0 0,0 0 0,0 0 0,0 0 0,7-3 0,2-4 0,66-77 0,-79 88 0,1 0 0,-1-1 0,0 1 0,0-1 0,0 1 0,1 0 0,-1-1 0,0 1 0,0 0 0,1 0 0,-1-1 0,0 1 0,1 0 0,-1 0 0,0-1 0,1 1 0,-1 0 0,0 0 0,1 0 0,-1-1 0,0 1 0,1 0 0,-1 0 0,1 0 0,-1 0 0,0 0 0,1 0 0,-1 0 0,1 0 0,-1 0 0,0 0 0,1 0 0,-1 0 0,0 0 0,1 0 0,-1 0 0,1 1 0,5 16 0,-5 30 0,-1-43 0,-1 212-1365,1-201-5461</inkml:trace>
+  <inkml:trace contextRef="#ctx0" brushRef="#br0" timeOffset="476.05">54 391 24575,'3'0'0,"0"-3"0,4-1 0,3 1 0,3 0 0,2 0 0,2 2 0,1 0 0,0 1 0,0 0 0,1 0 0,-1 0 0,-3-2 0,-1-2 0,-4 0-8191</inkml:trace>
+</inkml:ink>
+</file>
+
+<file path=word/ink/ink6.xml><?xml version="1.0" encoding="utf-8"?>
+<inkml:ink xmlns:inkml="http://www.w3.org/2003/InkML">
+  <inkml:definitions>
+    <inkml:context xml:id="ctx0">
+      <inkml:inkSource xml:id="inkSrc0">
+        <inkml:traceFormat>
+          <inkml:channel name="X" type="integer" min="-2.14748E9" max="2.14748E9" units="cm"/>
+          <inkml:channel name="Y" type="integer" min="-2.14748E9" max="2.14748E9" units="cm"/>
+          <inkml:channel name="F" type="integer" max="32767" units="dev"/>
+        </inkml:traceFormat>
+        <inkml:channelProperties>
+          <inkml:channelProperty channel="X" name="resolution" value="1000" units="1/cm"/>
+          <inkml:channelProperty channel="Y" name="resolution" value="1000" units="1/cm"/>
+          <inkml:channelProperty channel="F" name="resolution" value="0" units="1/dev"/>
+        </inkml:channelProperties>
+      </inkml:inkSource>
+      <inkml:timestamp xml:id="ts0" timeString="2025-08-10T10:14:30.383"/>
+    </inkml:context>
+    <inkml:brush xml:id="br0">
+      <inkml:brushProperty name="width" value="0.035" units="cm"/>
+      <inkml:brushProperty name="height" value="0.035" units="cm"/>
+    </inkml:brush>
+  </inkml:definitions>
+  <inkml:trace contextRef="#ctx0" brushRef="#br0">79 37 24575,'4'0'0,"0"0"0,-1 1 0,1-1 0,0 1 0,-1-1 0,1 1 0,-1 0 0,1 1 0,-1-1 0,1 1 0,-1-1 0,0 1 0,0 0 0,0 0 0,0 0 0,0 1 0,0-1 0,0 1 0,-1-1 0,1 1 0,2 5 0,2 3 0,-1 1 0,0 0 0,-1 1 0,6 20 0,8 17 0,2 3-1365,-17-42-5461</inkml:trace>
+  <inkml:trace contextRef="#ctx0" brushRef="#br0" timeOffset="1163.99">61 55 24575,'-1'12'0,"-2"-1"0,1 0 0,-1 0 0,-1 0 0,0 0 0,-1-1 0,-6 13 0,-3 7 0,9-18 0,-3 6 0,17-30 0,-4 3 0,0-1 0,-1 0 0,-1 1 0,0-1 0,0-1 0,2-14 0,-4 14 0,2 1 0,-1 0 0,1 0 0,0 0 0,9-17 0,-10 24 0,0 0 0,0 0 0,1 0 0,-1 1 0,1-1 0,-1 1 0,1-1 0,0 1 0,0 0 0,0 0 0,0 0 0,1 1 0,-1-1 0,0 1 0,1 0 0,-1 0 0,1 0 0,-1 0 0,1 0 0,-1 1 0,5-1 0,14 1 29,-1 0 0,1 1-1,34 7 1,17 2-1509,-57-10-5346</inkml:trace>
+  <inkml:trace contextRef="#ctx0" brushRef="#br0" timeOffset="2127.21">132 109 24575,'4'0'0,"0"1"0,0-1 0,0 1 0,0 0 0,0 0 0,0 0 0,0 1 0,0 0 0,0-1 0,-1 1 0,1 1 0,-1-1 0,1 0 0,-1 1 0,0 0 0,0-1 0,0 1 0,3 5 0,4 5 0,0 1 0,-1 0 0,8 18 0,-11-19 0,0-4 0,0 0 0,1 0 0,13 13 0,12 16 0,-2-1 0,-24-31 0,0 1 0,0-1 0,-1 1 0,0 1 0,-1-1 0,1 1 0,5 14 0,24 75-1365,-29-85-5461</inkml:trace>
+</inkml:ink>
+</file>
+
+<file path=word/ink/ink7.xml><?xml version="1.0" encoding="utf-8"?>
+<inkml:ink xmlns:inkml="http://www.w3.org/2003/InkML">
+  <inkml:definitions>
+    <inkml:context xml:id="ctx0">
+      <inkml:inkSource xml:id="inkSrc0">
+        <inkml:traceFormat>
+          <inkml:channel name="X" type="integer" min="-2.14748E9" max="2.14748E9" units="cm"/>
+          <inkml:channel name="Y" type="integer" min="-2.14748E9" max="2.14748E9" units="cm"/>
+          <inkml:channel name="F" type="integer" max="32767" units="dev"/>
+        </inkml:traceFormat>
+        <inkml:channelProperties>
+          <inkml:channelProperty channel="X" name="resolution" value="1000" units="1/cm"/>
+          <inkml:channelProperty channel="Y" name="resolution" value="1000" units="1/cm"/>
+          <inkml:channelProperty channel="F" name="resolution" value="0" units="1/dev"/>
+        </inkml:channelProperties>
+      </inkml:inkSource>
+      <inkml:timestamp xml:id="ts0" timeString="2025-08-10T10:14:26.015"/>
+    </inkml:context>
+    <inkml:brush xml:id="br0">
+      <inkml:brushProperty name="width" value="0.035" units="cm"/>
+      <inkml:brushProperty name="height" value="0.035" units="cm"/>
+    </inkml:brush>
+  </inkml:definitions>
+  <inkml:trace contextRef="#ctx0" brushRef="#br0">1 1 24575,'0'3'0,"0"4"0,0 4 0,0 3 0,0 2 0,0-2-8191</inkml:trace>
+</inkml:ink>
+</file>
+
+<file path=word/ink/ink8.xml><?xml version="1.0" encoding="utf-8"?>
+<inkml:ink xmlns:inkml="http://www.w3.org/2003/InkML">
+  <inkml:definitions>
+    <inkml:context xml:id="ctx0">
+      <inkml:inkSource xml:id="inkSrc0">
+        <inkml:traceFormat>
+          <inkml:channel name="X" type="integer" min="-2.14748E9" max="2.14748E9" units="cm"/>
+          <inkml:channel name="Y" type="integer" min="-2.14748E9" max="2.14748E9" units="cm"/>
+          <inkml:channel name="F" type="integer" max="32767" units="dev"/>
+        </inkml:traceFormat>
+        <inkml:channelProperties>
+          <inkml:channelProperty channel="X" name="resolution" value="1000" units="1/cm"/>
+          <inkml:channelProperty channel="Y" name="resolution" value="1000" units="1/cm"/>
+          <inkml:channelProperty channel="F" name="resolution" value="0" units="1/dev"/>
+        </inkml:channelProperties>
+      </inkml:inkSource>
+      <inkml:timestamp xml:id="ts0" timeString="2025-08-10T10:14:24.723"/>
+    </inkml:context>
+    <inkml:brush xml:id="br0">
+      <inkml:brushProperty name="width" value="0.035" units="cm"/>
+      <inkml:brushProperty name="height" value="0.035" units="cm"/>
+    </inkml:brush>
+  </inkml:definitions>
+  <inkml:trace contextRef="#ctx0" brushRef="#br0">1061 198 24575,'1'-9'0,"-1"1"0,-1 0 0,0 0 0,0 0 0,0 0 0,-1 0 0,0 0 0,0 1 0,-4-9 0,3 13 0,1-1 0,-1 0 0,1 1 0,-1 0 0,0 0 0,0 0 0,0 0 0,-1 0 0,1 1 0,-1-1 0,0 1 0,1 0 0,-1 0 0,0 0 0,0 1 0,0-1 0,-1 1 0,-6-1 0,-77-23 0,65 17 0,-1 1 0,0 1 0,-1 1 0,1 2 0,-34-2 0,-92 3 0,-126 5 0,265-2 0,-1 1 0,1 0 0,-1 1 0,1 0 0,0 0 0,0 1 0,0 1 0,1 0 0,-1 0 0,1 1 0,1 1 0,-1-1 0,1 2 0,0-1 0,1 1 0,-1 0 0,2 1 0,-1 0 0,1 0 0,0 1 0,1 0 0,1 0 0,-1 0 0,1 1 0,1 0 0,0 0 0,-4 20 0,-10 22 0,14-43 0,0 1 0,1-1 0,0 1 0,1-1 0,0 1 0,-1 13 0,3-12 0,2 169 0,-1-176 0,1 1 0,-1-1 0,1 0 0,0 0 0,1 1 0,-1-2 0,1 1 0,0 0 0,0 0 0,0-1 0,1 0 0,0 0 0,0 0 0,0 0 0,0 0 0,8 5 0,10 5 0,0 0 0,28 13 0,-38-21 0,33 13 0,2-2 0,0-2 0,0-1 0,75 9 0,-87-16 0,8-2 0,1-1 0,85-5 0,-49 0 0,-75 1 0,0 0 0,0 0 0,-1-1 0,1 1 0,0-1 0,0 0 0,-1-1 0,1 1 0,0-1 0,-1 1 0,0-1 0,1-1 0,-1 1 0,7-5 0,-6 2 0,-1-1 0,1 1 0,-1-1 0,1 0 0,-2 0 0,1 0 0,-1-1 0,0 1 0,3-8 0,10-30 0,-3 1 0,12-64 0,-18 60-68,-2-1-1,-3-94 0,-2 80-1090,0 47-5667</inkml:trace>
+</inkml:ink>
+</file>
+
+<file path=word/ink/ink9.xml><?xml version="1.0" encoding="utf-8"?>
+<inkml:ink xmlns:inkml="http://www.w3.org/2003/InkML">
+  <inkml:definitions>
+    <inkml:context xml:id="ctx0">
+      <inkml:inkSource xml:id="inkSrc0">
+        <inkml:traceFormat>
+          <inkml:channel name="X" type="integer" min="-2.14748E9" max="2.14748E9" units="cm"/>
+          <inkml:channel name="Y" type="integer" min="-2.14748E9" max="2.14748E9" units="cm"/>
+          <inkml:channel name="F" type="integer" max="32767" units="dev"/>
+        </inkml:traceFormat>
+        <inkml:channelProperties>
+          <inkml:channelProperty channel="X" name="resolution" value="1000" units="1/cm"/>
+          <inkml:channelProperty channel="Y" name="resolution" value="1000" units="1/cm"/>
+          <inkml:channelProperty channel="F" name="resolution" value="0" units="1/dev"/>
+        </inkml:channelProperties>
+      </inkml:inkSource>
+      <inkml:timestamp xml:id="ts0" timeString="2025-08-10T10:14:22.992"/>
+    </inkml:context>
+    <inkml:brush xml:id="br0">
+      <inkml:brushProperty name="width" value="0.035" units="cm"/>
+      <inkml:brushProperty name="height" value="0.035" units="cm"/>
+    </inkml:brush>
+  </inkml:definitions>
+  <inkml:trace contextRef="#ctx0" brushRef="#br0">36 55 24575,'-15'52'0,"9"-4"0,-8 153 0,14-184 0,2 0 0,0-1 0,1 1 0,1-1 0,0 0 0,1 0 0,1 0 0,0 0 0,1-1 0,1 0 0,0-1 0,15 19 0,-20-29 0,1 0 0,0 0 0,0-1 0,0 0 0,0 1 0,1-1 0,-1-1 0,1 1 0,0-1 0,0 0 0,0 0 0,0 0 0,0-1 0,0 1 0,0-1 0,1-1 0,5 1 0,16 1 0,0-1 0,33-4 0,-11 0 0,41 5 0,-50 1 0,1-3 0,76-8 0,-106 6 0,0 0 0,0-1 0,0 0 0,-1-1 0,1 0 0,-1-1 0,0 0 0,0 0 0,0-1 0,-1-1 0,0 1 0,0-1 0,-1-1 0,0 0 0,0 0 0,-1-1 0,0 1 0,0-1 0,-1-1 0,0 0 0,-1 0 0,0 0 0,5-15 0,-3 2 0,-1-2 0,4-38 0,-8 52 0,-2 1 0,0-1 0,0 0 0,-1 0 0,0 0 0,0 1 0,-1-1 0,-6-15 0,-1 12 0,0 0 0,-1 1 0,0 1 0,-1-1 0,-1 2 0,0 0 0,-1 0 0,-23-16 0,15 14 0,-1 1 0,0 0 0,0 2 0,-1 0 0,0 1 0,-1 2 0,0 0 0,-34-4 0,-146 9 0,105 4 0,91-2-114,0 1 1,-1 0-1,1 0 0,0 1 0,0 0 1,0 1-1,0 0 0,0 0 0,0 1 1,1-1-1,-10 8 0,8-4-6712</inkml:trace>
+</inkml:ink>
 </file>
 
 <file path=word/theme/theme1.xml><?xml version="1.0" encoding="utf-8"?>

--- a/Lab2Report.docx
+++ b/Lab2Report.docx
@@ -97,6 +97,9 @@
         <w:t xml:space="preserve"> </w:t>
       </w:r>
       <w:r>
+        <w:rPr>
+          <w:noProof/>
+        </w:rPr>
         <w:drawing>
           <wp:inline distT="0" distB="0" distL="0" distR="0" wp14:anchorId="0C15EA9F" wp14:editId="3FD67E86">
             <wp:extent cx="76211" cy="85737"/>
@@ -134,10 +137,7 @@
         </w:drawing>
       </w:r>
       <w:r>
-        <w:t xml:space="preserve"> button in visual </w:t>
-      </w:r>
-      <w:r>
-        <w:t>(Total Amount of Sales).</w:t>
+        <w:t xml:space="preserve"> button in visual (Total Amount of Sales).</w:t>
       </w:r>
     </w:p>
     <w:p>
@@ -145,16 +145,7 @@
         <w:pStyle w:val="ListParagraph"/>
       </w:pPr>
       <w:r>
-        <w:t>Also, edit</w:t>
-      </w:r>
-      <w:r>
-        <w:t xml:space="preserve"> interactions-&gt;Select slicer (</w:t>
-      </w:r>
-      <w:r>
-        <w:t>OrderDateYear</w:t>
-      </w:r>
-      <w:r>
-        <w:t xml:space="preserve"> filter)-&gt;press none</w:t>
+        <w:t>Also, edit interactions-&gt;Select slicer (OrderDateYear filter)-&gt;press none</w:t>
       </w:r>
       <w:r>
         <w:rPr>
@@ -163,6 +154,9 @@
         <w:t xml:space="preserve"> </w:t>
       </w:r>
       <w:r>
+        <w:rPr>
+          <w:noProof/>
+        </w:rPr>
         <w:drawing>
           <wp:inline distT="0" distB="0" distL="0" distR="0" wp14:anchorId="74374F80" wp14:editId="08F1DC29">
             <wp:extent cx="76211" cy="85737"/>
@@ -200,13 +194,7 @@
         </w:drawing>
       </w:r>
       <w:r>
-        <w:t xml:space="preserve"> button in visual</w:t>
-      </w:r>
-      <w:r>
-        <w:t xml:space="preserve"> </w:t>
-      </w:r>
-      <w:r>
-        <w:t>(Total Amount of Sales).</w:t>
+        <w:t xml:space="preserve"> button in visual (Total Amount of Sales).</w:t>
       </w:r>
     </w:p>
     <w:p>
@@ -649,6 +637,9 @@
         <w:t xml:space="preserve"> </w:t>
       </w:r>
       <w:r>
+        <w:rPr>
+          <w:noProof/>
+        </w:rPr>
         <w:drawing>
           <wp:inline distT="0" distB="0" distL="0" distR="0" wp14:anchorId="2756AEF3" wp14:editId="53CBF695">
             <wp:extent cx="4746658" cy="2990850"/>
@@ -707,15 +698,12 @@
         <w:ind w:left="360"/>
       </w:pPr>
       <w:r>
-        <w:rPr>
-          <w:noProof/>
-        </w:rPr>
         <w:lastRenderedPageBreak/>
         <w:drawing>
-          <wp:inline distT="0" distB="0" distL="0" distR="0" wp14:anchorId="7978DC2F" wp14:editId="7543E8CC">
-            <wp:extent cx="6152515" cy="3397885"/>
+          <wp:inline distT="0" distB="0" distL="0" distR="0" wp14:anchorId="2A004C26" wp14:editId="2186D0DB">
+            <wp:extent cx="6152515" cy="3340735"/>
             <wp:effectExtent l="0" t="0" r="635" b="0"/>
-            <wp:docPr id="1660840523" name="Picture 1"/>
+            <wp:docPr id="613018852" name="Picture 1"/>
             <wp:cNvGraphicFramePr>
               <a:graphicFrameLocks xmlns:a="http://schemas.openxmlformats.org/drawingml/2006/main" noChangeAspect="1"/>
             </wp:cNvGraphicFramePr>
@@ -723,7 +711,7 @@
               <a:graphicData uri="http://schemas.openxmlformats.org/drawingml/2006/picture">
                 <pic:pic xmlns:pic="http://schemas.openxmlformats.org/drawingml/2006/picture">
                   <pic:nvPicPr>
-                    <pic:cNvPr id="1660840523" name=""/>
+                    <pic:cNvPr id="613018852" name=""/>
                     <pic:cNvPicPr/>
                   </pic:nvPicPr>
                   <pic:blipFill>
@@ -735,7 +723,7 @@
                   <pic:spPr>
                     <a:xfrm>
                       <a:off x="0" y="0"/>
-                      <a:ext cx="6152515" cy="3397885"/>
+                      <a:ext cx="6152515" cy="3340735"/>
                     </a:xfrm>
                     <a:prstGeom prst="rect">
                       <a:avLst/>
@@ -1289,6 +1277,48 @@
     </w:p>
     <w:p>
       <w:pPr>
+        <w:ind w:left="360"/>
+      </w:pPr>
+      <w:r>
+        <w:drawing>
+          <wp:inline distT="0" distB="0" distL="0" distR="0" wp14:anchorId="0553D701" wp14:editId="27880DDB">
+            <wp:extent cx="6152515" cy="376555"/>
+            <wp:effectExtent l="0" t="0" r="635" b="4445"/>
+            <wp:docPr id="1998482303" name="Picture 1"/>
+            <wp:cNvGraphicFramePr>
+              <a:graphicFrameLocks xmlns:a="http://schemas.openxmlformats.org/drawingml/2006/main" noChangeAspect="1"/>
+            </wp:cNvGraphicFramePr>
+            <a:graphic xmlns:a="http://schemas.openxmlformats.org/drawingml/2006/main">
+              <a:graphicData uri="http://schemas.openxmlformats.org/drawingml/2006/picture">
+                <pic:pic xmlns:pic="http://schemas.openxmlformats.org/drawingml/2006/picture">
+                  <pic:nvPicPr>
+                    <pic:cNvPr id="1998482303" name=""/>
+                    <pic:cNvPicPr/>
+                  </pic:nvPicPr>
+                  <pic:blipFill>
+                    <a:blip r:embed="rId29"/>
+                    <a:stretch>
+                      <a:fillRect/>
+                    </a:stretch>
+                  </pic:blipFill>
+                  <pic:spPr>
+                    <a:xfrm>
+                      <a:off x="0" y="0"/>
+                      <a:ext cx="6152515" cy="376555"/>
+                    </a:xfrm>
+                    <a:prstGeom prst="rect">
+                      <a:avLst/>
+                    </a:prstGeom>
+                  </pic:spPr>
+                </pic:pic>
+              </a:graphicData>
+            </a:graphic>
+          </wp:inline>
+        </w:drawing>
+      </w:r>
+    </w:p>
+    <w:p>
+      <w:pPr>
         <w:numPr>
           <w:ilvl w:val="0"/>
           <w:numId w:val="2"/>
@@ -1330,14 +1360,14 @@
     </w:p>
     <w:p>
       <w:pPr>
-        <w:ind w:left="720"/>
-      </w:pPr>
-      <w:hyperlink r:id="rId29" w:history="1">
+        <w:ind w:left="360"/>
+      </w:pPr>
+      <w:hyperlink r:id="rId30" w:history="1">
         <w:r>
           <w:rPr>
             <w:rStyle w:val="Hyperlink"/>
           </w:rPr>
-          <w:t>https://app.powerbi.com/groups/me/repo</w:t>
+          <w:t>https://app.powerbi.com/groups/me/reports/969df6db-e573-4f26-9be6-351270b96757/Repo</w:t>
         </w:r>
         <w:r>
           <w:rPr>
@@ -1349,16 +1379,25 @@
           <w:rPr>
             <w:rStyle w:val="Hyperlink"/>
           </w:rPr>
-          <w:t>ts/92848363-4e05-43f5-a963-90749465f7ab/2984e19e057726e8c88d?ctid=b41b72d0-4e9f-4c26-8a69-f949f367c91d&amp;pbi_source=shareVisual&amp;visual=021388d78ec7c8e0aed3&amp;height=592.00&amp;width=529.33&amp;bookmarkGuid=7c9303e3-7ebd-479c-9ca8-d157086bc13c</w:t>
+          <w:t>tSection?filt</w:t>
+        </w:r>
+        <w:r>
+          <w:rPr>
+            <w:rStyle w:val="Hyperlink"/>
+          </w:rPr>
+          <w:t>e</w:t>
+        </w:r>
+        <w:r>
+          <w:rPr>
+            <w:rStyle w:val="Hyperlink"/>
+          </w:rPr>
+          <w:t>r=DimSalesTerritory/SalesTerritoryCountry eq 'Australia'</w:t>
         </w:r>
       </w:hyperlink>
     </w:p>
     <w:p>
       <w:pPr>
         <w:ind w:left="360"/>
-        <w:rPr>
-          <w:lang w:val="ru-RU"/>
-        </w:rPr>
       </w:pPr>
       <w:r>
         <w:rPr>
@@ -1381,7 +1420,7 @@
                     <pic:cNvPicPr/>
                   </pic:nvPicPr>
                   <pic:blipFill>
-                    <a:blip r:embed="rId30"/>
+                    <a:blip r:embed="rId31"/>
                     <a:stretch>
                       <a:fillRect/>
                     </a:stretch>
@@ -1406,47 +1445,6 @@
       <w:pPr>
         <w:ind w:left="360"/>
       </w:pPr>
-      <w:r>
-        <w:rPr>
-          <w:noProof/>
-          <w:lang w:val="ru-RU"/>
-        </w:rPr>
-        <w:drawing>
-          <wp:inline distT="0" distB="0" distL="0" distR="0" wp14:anchorId="649B749B" wp14:editId="1FC59A54">
-            <wp:extent cx="6152515" cy="1051560"/>
-            <wp:effectExtent l="0" t="0" r="635" b="0"/>
-            <wp:docPr id="2041592715" name="Picture 1"/>
-            <wp:cNvGraphicFramePr>
-              <a:graphicFrameLocks xmlns:a="http://schemas.openxmlformats.org/drawingml/2006/main" noChangeAspect="1"/>
-            </wp:cNvGraphicFramePr>
-            <a:graphic xmlns:a="http://schemas.openxmlformats.org/drawingml/2006/main">
-              <a:graphicData uri="http://schemas.openxmlformats.org/drawingml/2006/picture">
-                <pic:pic xmlns:pic="http://schemas.openxmlformats.org/drawingml/2006/picture">
-                  <pic:nvPicPr>
-                    <pic:cNvPr id="2041592715" name=""/>
-                    <pic:cNvPicPr/>
-                  </pic:nvPicPr>
-                  <pic:blipFill>
-                    <a:blip r:embed="rId31"/>
-                    <a:stretch>
-                      <a:fillRect/>
-                    </a:stretch>
-                  </pic:blipFill>
-                  <pic:spPr>
-                    <a:xfrm>
-                      <a:off x="0" y="0"/>
-                      <a:ext cx="6152515" cy="1051560"/>
-                    </a:xfrm>
-                    <a:prstGeom prst="rect">
-                      <a:avLst/>
-                    </a:prstGeom>
-                  </pic:spPr>
-                </pic:pic>
-              </a:graphicData>
-            </a:graphic>
-          </wp:inline>
-        </w:drawing>
-      </w:r>
     </w:p>
     <w:p/>
     <w:sectPr>
@@ -3013,7 +3011,7 @@
     </inkml:brush>
   </inkml:definitions>
   <inkml:trace contextRef="#ctx0" brushRef="#br0">2 0 24575,'0'56'0,"-2"-22"0,2 1 0,2-1 0,1 0 0,8 39 0,-10-71 0,0 0 0,0 1 0,0-1 0,0 0 0,1 0 0,-1 0 0,0 0 0,1 0 0,0 0 0,-1 0 0,1-1 0,0 1 0,0-1 0,0 1 0,0-1 0,0 0 0,0 1 0,1-1 0,-1 0 0,0-1 0,0 1 0,1 0 0,-1-1 0,1 1 0,-1-1 0,4 1 0,10 0 0,0-1 0,-1 0 0,20-3 0,-5 1 0,13 3-26,-28 0-242,-1-1 0,0 0 1,1-1-1,21-4 0,-25 1-6558</inkml:trace>
-  <inkml:trace contextRef="#ctx0" brushRef="#br0" timeOffset="437.42">338 177 24575,'0'319'-1365,"0"-304"-5461</inkml:trace>
+  <inkml:trace contextRef="#ctx0" brushRef="#br0" timeOffset="437.41">338 177 24575,'0'319'-1365,"0"-304"-5461</inkml:trace>
 </inkml:ink>
 </file>
 
@@ -3042,7 +3040,7 @@
   </inkml:definitions>
   <inkml:trace contextRef="#ctx0" brushRef="#br0">636 251 24575,'-8'1'0,"0"0"0,0 0 0,1 0 0,-1 1 0,1 0 0,-1 1 0,1-1 0,-12 8 0,-58 38 0,8-5 0,60-40 0,1 2 0,0-1 0,0 1 0,0 0 0,1 1 0,0 0 0,0 0 0,0 0 0,1 1 0,0 0 0,0 0 0,1 1 0,0-1 0,0 1 0,0 1 0,1-1 0,1 0 0,-1 1 0,2 0 0,-1 0 0,1 0 0,0 0 0,1 0 0,0 0 0,0 17 0,2 9-1365,0-20-5461</inkml:trace>
   <inkml:trace contextRef="#ctx0" brushRef="#br0" timeOffset="602.16">1 464 24575,'5'0'0,"0"1"0,0-1 0,0 1 0,0 1 0,1-1 0,-2 1 0,1 0 0,0 0 0,0 0 0,-1 1 0,1 0 0,8 6 0,50 52 0,-4-5 0,-23-27 0,-29-22 0,0 0 0,1-1 0,-1 0 0,2 0 0,-1-1 0,16 8 0,-21-12 0,-1-1 0,0 1 0,1-1 0,-1 0 0,0 1 0,1-1 0,-1-1 0,1 1 0,-1 0 0,0 0 0,1-1 0,-1 1 0,1-1 0,-1 0 0,0 0 0,0 0 0,0 0 0,0 0 0,1 0 0,-1-1 0,-1 1 0,1-1 0,0 1 0,0-1 0,0 0 0,-1 0 0,1 0 0,-1 1 0,0-2 0,1 1 0,-1 0 0,1-4 0,8-11-195,0 2 0,0-1 0,2 1 0,0 1 0,0 0 0,19-15 0,-20 20-6631</inkml:trace>
-  <inkml:trace contextRef="#ctx0" brushRef="#br0" timeOffset="14680.36">865 76 24575,'0'-4'0,"0"1"0,1 0 0,-1 0 0,1 0 0,0 0 0,0 0 0,0 0 0,1 1 0,-1-1 0,1 0 0,-1 0 0,1 1 0,0-1 0,0 1 0,0 0 0,0-1 0,1 1 0,-1 0 0,0 0 0,1 1 0,0-1 0,5-2 0,-5 2 0,1 0 0,0 0 0,0 1 0,0-1 0,0 1 0,0 0 0,0 1 0,0-1 0,0 1 0,1-1 0,-1 1 0,0 0 0,0 1 0,0-1 0,1 1 0,-1 0 0,4 1 0,-6-1 0,0 0 0,0 1 0,0-1 0,-1 0 0,1 0 0,-1 1 0,1-1 0,-1 1 0,1 0 0,-1-1 0,0 1 0,0 0 0,0 0 0,0 0 0,0 0 0,0 0 0,0 0 0,-1 0 0,1 0 0,-1 0 0,1 0 0,-1 0 0,0 0 0,0 0 0,0 0 0,0 3 0,-1-3 0,1 1 0,0-1 0,0 0 0,0 1 0,1-1 0,-1 0 0,0 0 0,1 1 0,0-1 0,-1 0 0,1 0 0,0 0 0,0 0 0,0 0 0,1 0 0,-1 0 0,0 0 0,1 0 0,-1 0 0,1-1 0,-1 1 0,1-1 0,0 1 0,0-1 0,0 0 0,0 1 0,3 0 0,-2-1 0,0 0 0,0 0 0,0 0 0,0 1 0,-1-1 0,1 1 0,0 0 0,-1 0 0,1 0 0,-1 0 0,1 0 0,-1 0 0,0 1 0,0-1 0,0 1 0,0 0 0,2 4 0,-2 0 0,0 0 0,-1-1 0,0 1 0,0 0 0,0 0 0,-1 0 0,-1 10 0,1-6 0,-1 0 0,-1 0 0,1 0 0,-2 0 0,-6 19 0,9-28 0,-1 0 0,1 0 0,-1 0 0,0 0 0,0 0 0,0 0 0,0 0 0,0-1 0,0 1 0,0 0 0,-1-1 0,1 1 0,-1-1 0,1 1 0,-1-1 0,1 0 0,-1 0 0,0 0 0,0 0 0,1 0 0,-1 0 0,0 0 0,0 0 0,0-1 0,0 1 0,0-1 0,0 1 0,0-1 0,0 0 0,0 0 0,0 0 0,0 0 0,0 0 0,0 0 0,0-1 0,-1 1 0,2-1 0,-1 1 0,-3-2 0,-13-14-1365,12 5-5461</inkml:trace>
+  <inkml:trace contextRef="#ctx0" brushRef="#br0" timeOffset="14680.35">865 76 24575,'0'-4'0,"0"1"0,1 0 0,-1 0 0,1 0 0,0 0 0,0 0 0,0 0 0,1 1 0,-1-1 0,1 0 0,-1 0 0,1 1 0,0-1 0,0 1 0,0 0 0,0-1 0,1 1 0,-1 0 0,0 0 0,1 1 0,0-1 0,5-2 0,-5 2 0,1 0 0,0 0 0,0 1 0,0-1 0,0 1 0,0 0 0,0 1 0,0-1 0,0 1 0,1-1 0,-1 1 0,0 0 0,0 1 0,0-1 0,1 1 0,-1 0 0,4 1 0,-6-1 0,0 0 0,0 1 0,0-1 0,-1 0 0,1 0 0,-1 1 0,1-1 0,-1 1 0,1 0 0,-1-1 0,0 1 0,0 0 0,0 0 0,0 0 0,0 0 0,0 0 0,0 0 0,-1 0 0,1 0 0,-1 0 0,1 0 0,-1 0 0,0 0 0,0 0 0,0 0 0,0 3 0,-1-3 0,1 1 0,0-1 0,0 0 0,0 1 0,1-1 0,-1 0 0,0 0 0,1 1 0,0-1 0,-1 0 0,1 0 0,0 0 0,0 0 0,0 0 0,1 0 0,-1 0 0,0 0 0,1 0 0,-1 0 0,1-1 0,-1 1 0,1-1 0,0 1 0,0-1 0,0 0 0,0 1 0,3 0 0,-2-1 0,0 0 0,0 0 0,0 0 0,0 1 0,-1-1 0,1 1 0,0 0 0,-1 0 0,1 0 0,-1 0 0,1 0 0,-1 0 0,0 1 0,0-1 0,0 1 0,0 0 0,2 4 0,-2 0 0,0 0 0,-1-1 0,0 1 0,0 0 0,0 0 0,-1 0 0,-1 10 0,1-6 0,-1 0 0,-1 0 0,1 0 0,-2 0 0,-6 19 0,9-28 0,-1 0 0,1 0 0,-1 0 0,0 0 0,0 0 0,0 0 0,0 0 0,0-1 0,0 1 0,0 0 0,-1-1 0,1 1 0,-1-1 0,1 1 0,-1-1 0,1 0 0,-1 0 0,0 0 0,0 0 0,1 0 0,-1 0 0,0 0 0,0 0 0,0-1 0,0 1 0,0-1 0,0 1 0,0-1 0,0 0 0,0 0 0,0 0 0,0 0 0,0 0 0,0 0 0,0-1 0,-1 1 0,2-1 0,-1 1 0,-3-2 0,-13-14-1365,12 5-5461</inkml:trace>
   <inkml:trace contextRef="#ctx0" brushRef="#br0" timeOffset="16482.02">865 75 24575,'-1'-4'0,"1"0"0,0 1 0,0-1 0,0 1 0,1-1 0,0 1 0,-1-1 0,1 1 0,0-1 0,0 1 0,1 0 0,-1-1 0,1 1 0,2-4 0,-1 5 0,-1 0 0,1 0 0,-1 1 0,1-1 0,0 1 0,0-1 0,0 1 0,0 0 0,-1 0 0,1 0 0,1 1 0,-1-1 0,0 1 0,0-1 0,0 1 0,6 0 0,-6 0 0,-1 0 0,1 0 0,-1 0 0,1 0 0,-1 0 0,1 1 0,-1-1 0,1 1 0,-1 0 0,1-1 0,-1 1 0,1 0 0,-1 0 0,0 1 0,0-1 0,1 0 0,2 4 0,-4-4 0,0 1 0,0 0 0,0-1 0,0 1 0,0 0 0,0-1 0,-1 1 0,1 0 0,-1 0 0,1 0 0,-1-1 0,0 1 0,1 0 0,-1 0 0,0 0 0,-1 0 0,1 0 0,-1 3 0,0 2 0,-1-1 0,0 1 0,-1-1 0,0 0 0,0 1 0,0-1 0,-1 0 0,0-1 0,0 1 0,0-1 0,-9 9 0,-5 8 0,19-17 0,14-11 0,62-47 0,-76 53 0,0-1 0,0 0 0,0 1 0,0-1 0,0 1 0,0-1 0,0 1 0,1-1 0,-1 1 0,0 0 0,0 0 0,0 0 0,1-1 0,-1 1 0,0 0 0,0 1 0,1-1 0,-1 0 0,0 0 0,0 0 0,1 1 0,-1-1 0,0 1 0,0-1 0,0 1 0,0-1 0,0 1 0,0 0 0,2 1 0,-1 0 0,0 1 0,0 0 0,0 0 0,0 0 0,-1 0 0,1 0 0,-1 0 0,0 0 0,0 0 0,1 7 0,1 8 0,-1 0 0,0 0 0,-2 18 0,0-30 0,-1 0 0,0-1 0,0 1 0,0-1 0,-1 1 0,0-1 0,0 1 0,0-1 0,-1 0 0,1 0 0,-1 0 0,0-1 0,-1 1 0,1-1 0,-1 1 0,0-1 0,0 0 0,0-1 0,-1 1 0,1-1 0,-1 0 0,0 0 0,0 0 0,0 0 0,0-1 0,0 0 0,-1 0 0,1-1 0,-1 1 0,1-1 0,-1 0 0,0-1 0,1 1 0,-1-1 0,0 0 0,1-1 0,-11-1 0,14 1-76,0 1 1,0 0-1,0-1 0,0 0 0,0 1 0,1-1 0,-1 0 0,0 0 1,0 0-1,1 0 0,-1 0 0,0-1 0,1 1 0,-1 0 1,1-1-1,0 1 0,-3-4 0,-1-5-6750</inkml:trace>
 </inkml:ink>
 </file>
